--- a/templates/template_标题编号-列表第二行缩进.docx
+++ b/templates/template_标题编号-列表第二行缩进.docx
@@ -261,7 +261,27 @@
           <w:bCs/>
           <w:lang w:eastAsia="zh-CN"/>
         </w:rPr>
-        <w:t>市场调研与竞品分析：</w:t>
+        <w:t>市场调研</w:t>
+      </w:r>
+      <w:proofErr w:type="gramStart"/>
+      <w:r>
+        <w:rPr>
+          <w:rFonts w:hint="eastAsia"/>
+          <w:b/>
+          <w:bCs/>
+          <w:lang w:eastAsia="zh-CN"/>
+        </w:rPr>
+        <w:t>与竞品分析</w:t>
+      </w:r>
+      <w:proofErr w:type="gramEnd"/>
+      <w:r>
+        <w:rPr>
+          <w:rFonts w:hint="eastAsia"/>
+          <w:b/>
+          <w:bCs/>
+          <w:lang w:eastAsia="zh-CN"/>
+        </w:rPr>
+        <w:t>：</w:t>
       </w:r>
       <w:r>
         <w:rPr>
@@ -321,12 +341,37 @@
         </w:rPr>
         <w:t>技术可行性评估：</w:t>
       </w:r>
-      <w:r>
-        <w:rPr>
-          <w:rFonts w:hint="eastAsia"/>
-          <w:lang w:eastAsia="zh-CN"/>
-        </w:rPr>
-        <w:t>架构师和资深开发工程师将针对需求文档中的核心技术难点进行预研，评估现有技术栈是否能够满足性能要求。</w:t>
+      <w:proofErr w:type="gramStart"/>
+      <w:r>
+        <w:rPr>
+          <w:rFonts w:hint="eastAsia"/>
+          <w:lang w:eastAsia="zh-CN"/>
+        </w:rPr>
+        <w:t>架构师</w:t>
+      </w:r>
+      <w:proofErr w:type="gramEnd"/>
+      <w:r>
+        <w:rPr>
+          <w:rFonts w:hint="eastAsia"/>
+          <w:lang w:eastAsia="zh-CN"/>
+        </w:rPr>
+        <w:t>和资深开发工程师将针对需求文档中的核心技术难点进行预研，评估现有技术</w:t>
+      </w:r>
+      <w:proofErr w:type="gramStart"/>
+      <w:r>
+        <w:rPr>
+          <w:rFonts w:hint="eastAsia"/>
+          <w:lang w:eastAsia="zh-CN"/>
+        </w:rPr>
+        <w:t>栈</w:t>
+      </w:r>
+      <w:proofErr w:type="gramEnd"/>
+      <w:r>
+        <w:rPr>
+          <w:rFonts w:hint="eastAsia"/>
+          <w:lang w:eastAsia="zh-CN"/>
+        </w:rPr>
+        <w:t>是否能够满足性能要求。</w:t>
       </w:r>
     </w:p>
     <w:p>
@@ -356,7 +401,23 @@
           <w:rFonts w:hint="eastAsia"/>
           <w:lang w:eastAsia="zh-CN"/>
         </w:rPr>
-        <w:t>在需求明确后，架构师将开始设计系统的整体框架，包括数据库设计、</w:t>
+        <w:t>在需求明确后，</w:t>
+      </w:r>
+      <w:proofErr w:type="gramStart"/>
+      <w:r>
+        <w:rPr>
+          <w:rFonts w:hint="eastAsia"/>
+          <w:lang w:eastAsia="zh-CN"/>
+        </w:rPr>
+        <w:t>架构师</w:t>
+      </w:r>
+      <w:proofErr w:type="gramEnd"/>
+      <w:r>
+        <w:rPr>
+          <w:rFonts w:hint="eastAsia"/>
+          <w:lang w:eastAsia="zh-CN"/>
+        </w:rPr>
+        <w:t>将开始设计系统的整体框架，包括数据库设计、</w:t>
       </w:r>
       <w:r>
         <w:rPr>
@@ -376,7 +437,23 @@
           <w:rFonts w:hint="eastAsia"/>
           <w:lang w:eastAsia="zh-CN"/>
         </w:rPr>
-        <w:t>接口规范以及微服务拆分方案。</w:t>
+        <w:t>接口规范以及</w:t>
+      </w:r>
+      <w:proofErr w:type="gramStart"/>
+      <w:r>
+        <w:rPr>
+          <w:rFonts w:hint="eastAsia"/>
+          <w:lang w:eastAsia="zh-CN"/>
+        </w:rPr>
+        <w:t>微服务</w:t>
+      </w:r>
+      <w:proofErr w:type="gramEnd"/>
+      <w:r>
+        <w:rPr>
+          <w:rFonts w:hint="eastAsia"/>
+          <w:lang w:eastAsia="zh-CN"/>
+        </w:rPr>
+        <w:t>拆分方案。</w:t>
       </w:r>
       <w:bookmarkEnd w:id="14"/>
     </w:p>
@@ -439,7 +516,27 @@
           <w:bCs/>
           <w:lang w:eastAsia="zh-CN"/>
         </w:rPr>
-        <w:t>市场调研与竞品分析：</w:t>
+        <w:t>市场调研</w:t>
+      </w:r>
+      <w:proofErr w:type="gramStart"/>
+      <w:r>
+        <w:rPr>
+          <w:rFonts w:hint="eastAsia"/>
+          <w:b/>
+          <w:bCs/>
+          <w:lang w:eastAsia="zh-CN"/>
+        </w:rPr>
+        <w:t>与竞品分析</w:t>
+      </w:r>
+      <w:proofErr w:type="gramEnd"/>
+      <w:r>
+        <w:rPr>
+          <w:rFonts w:hint="eastAsia"/>
+          <w:b/>
+          <w:bCs/>
+          <w:lang w:eastAsia="zh-CN"/>
+        </w:rPr>
+        <w:t>：</w:t>
       </w:r>
       <w:r>
         <w:rPr>
@@ -499,12 +596,37 @@
         </w:rPr>
         <w:t>技术可行性评估：</w:t>
       </w:r>
-      <w:r>
-        <w:rPr>
-          <w:rFonts w:hint="eastAsia"/>
-          <w:lang w:eastAsia="zh-CN"/>
-        </w:rPr>
-        <w:t>架构师和资深开发工程师将针对需求文档中的核心技术难点进行预研，评估现有技术栈是否能够满足性能要求。</w:t>
+      <w:proofErr w:type="gramStart"/>
+      <w:r>
+        <w:rPr>
+          <w:rFonts w:hint="eastAsia"/>
+          <w:lang w:eastAsia="zh-CN"/>
+        </w:rPr>
+        <w:t>架构师</w:t>
+      </w:r>
+      <w:proofErr w:type="gramEnd"/>
+      <w:r>
+        <w:rPr>
+          <w:rFonts w:hint="eastAsia"/>
+          <w:lang w:eastAsia="zh-CN"/>
+        </w:rPr>
+        <w:t>和资深开发工程师将针对需求文档中的核心技术难点进行预研，评估现有技术</w:t>
+      </w:r>
+      <w:proofErr w:type="gramStart"/>
+      <w:r>
+        <w:rPr>
+          <w:rFonts w:hint="eastAsia"/>
+          <w:lang w:eastAsia="zh-CN"/>
+        </w:rPr>
+        <w:t>栈</w:t>
+      </w:r>
+      <w:proofErr w:type="gramEnd"/>
+      <w:r>
+        <w:rPr>
+          <w:rFonts w:hint="eastAsia"/>
+          <w:lang w:eastAsia="zh-CN"/>
+        </w:rPr>
+        <w:t>是否能够满足性能要求。</w:t>
       </w:r>
     </w:p>
     <w:p>
@@ -534,7 +656,23 @@
           <w:rFonts w:hint="eastAsia"/>
           <w:lang w:eastAsia="zh-CN"/>
         </w:rPr>
-        <w:t>在需求明确后，架构师将开始设计系统的整体框架，包括数据库设计、</w:t>
+        <w:t>在需求明确后，</w:t>
+      </w:r>
+      <w:proofErr w:type="gramStart"/>
+      <w:r>
+        <w:rPr>
+          <w:rFonts w:hint="eastAsia"/>
+          <w:lang w:eastAsia="zh-CN"/>
+        </w:rPr>
+        <w:t>架构师</w:t>
+      </w:r>
+      <w:proofErr w:type="gramEnd"/>
+      <w:r>
+        <w:rPr>
+          <w:rFonts w:hint="eastAsia"/>
+          <w:lang w:eastAsia="zh-CN"/>
+        </w:rPr>
+        <w:t>将开始设计系统的整体框架，包括数据库设计、</w:t>
       </w:r>
       <w:r>
         <w:rPr>
@@ -554,7 +692,23 @@
           <w:rFonts w:hint="eastAsia"/>
           <w:lang w:eastAsia="zh-CN"/>
         </w:rPr>
-        <w:t>接口规范以及微服务拆分方案。</w:t>
+        <w:t>接口规范以及</w:t>
+      </w:r>
+      <w:proofErr w:type="gramStart"/>
+      <w:r>
+        <w:rPr>
+          <w:rFonts w:hint="eastAsia"/>
+          <w:lang w:eastAsia="zh-CN"/>
+        </w:rPr>
+        <w:t>微服务</w:t>
+      </w:r>
+      <w:proofErr w:type="gramEnd"/>
+      <w:r>
+        <w:rPr>
+          <w:rFonts w:hint="eastAsia"/>
+          <w:lang w:eastAsia="zh-CN"/>
+        </w:rPr>
+        <w:t>拆分方案。</w:t>
       </w:r>
     </w:p>
     <w:p>
@@ -583,12 +737,14 @@
           </w:rPr>
           <w:t>Achuan-2</w:t>
         </w:r>
+        <w:proofErr w:type="gramStart"/>
         <w:r>
           <w:rPr>
             <w:rStyle w:val="ae"/>
           </w:rPr>
           <w:t>的博客</w:t>
         </w:r>
+        <w:proofErr w:type="gramEnd"/>
       </w:hyperlink>
     </w:p>
     <w:bookmarkEnd w:id="21"/>
@@ -698,6 +854,7 @@
         </w:rPr>
         <w:t>(</w:t>
       </w:r>
+      <w:proofErr w:type="gramStart"/>
       <w:r>
         <w:rPr>
           <w:rFonts w:ascii="Consolas" w:eastAsiaTheme="minorEastAsia" w:hAnsi="Consolas"/>
@@ -726,7 +883,29 @@
           <w:shd w:val="clear" w:color="auto" w:fill="auto"/>
           <w:lang w:eastAsia="en-US"/>
         </w:rPr>
-        <w:t>x_min</w:t>
+        <w:t>x</w:t>
+      </w:r>
+      <w:proofErr w:type="gramEnd"/>
+      <w:r>
+        <w:rPr>
+          <w:rFonts w:ascii="Consolas" w:eastAsiaTheme="minorEastAsia" w:hAnsi="Consolas"/>
+          <w:color w:val="19177C"/>
+          <w:sz w:val="22"/>
+          <w:shd w:val="clear" w:color="auto" w:fill="auto"/>
+          <w:lang w:eastAsia="en-US"/>
+        </w:rPr>
+        <w:t>_</w:t>
+      </w:r>
+      <w:proofErr w:type="gramStart"/>
+      <w:r>
+        <w:rPr>
+          <w:rFonts w:ascii="Consolas" w:eastAsiaTheme="minorEastAsia" w:hAnsi="Consolas"/>
+          <w:color w:val="19177C"/>
+          <w:sz w:val="22"/>
+          <w:shd w:val="clear" w:color="auto" w:fill="auto"/>
+          <w:lang w:eastAsia="en-US"/>
+        </w:rPr>
+        <w:t>min</w:t>
       </w:r>
       <w:r>
         <w:rPr>
@@ -746,27 +925,9 @@
           <w:shd w:val="clear" w:color="auto" w:fill="auto"/>
           <w:lang w:eastAsia="en-US"/>
         </w:rPr>
-        <w:t>x_max</w:t>
-      </w:r>
-      <w:r>
-        <w:rPr>
-          <w:rFonts w:ascii="Consolas" w:eastAsiaTheme="minorEastAsia" w:hAnsi="Consolas"/>
-          <w:sz w:val="22"/>
-          <w:shd w:val="clear" w:color="auto" w:fill="auto"/>
-          <w:lang w:eastAsia="en-US"/>
-        </w:rPr>
-        <w:t>)</w:t>
-      </w:r>
-      <w:r>
-        <w:rPr>
-          <w:rFonts w:ascii="Consolas" w:eastAsiaTheme="minorEastAsia" w:hAnsi="Consolas"/>
-          <w:sz w:val="22"/>
-          <w:shd w:val="clear" w:color="auto" w:fill="auto"/>
-          <w:lang w:eastAsia="en-US"/>
-        </w:rPr>
-        <w:br/>
-        <w:t xml:space="preserve">    </w:t>
-      </w:r>
+        <w:t>x</w:t>
+      </w:r>
+      <w:proofErr w:type="gramEnd"/>
       <w:r>
         <w:rPr>
           <w:rFonts w:ascii="Consolas" w:eastAsiaTheme="minorEastAsia" w:hAnsi="Consolas"/>
@@ -775,6 +936,35 @@
           <w:shd w:val="clear" w:color="auto" w:fill="auto"/>
           <w:lang w:eastAsia="en-US"/>
         </w:rPr>
+        <w:t>_max</w:t>
+      </w:r>
+      <w:r>
+        <w:rPr>
+          <w:rFonts w:ascii="Consolas" w:eastAsiaTheme="minorEastAsia" w:hAnsi="Consolas"/>
+          <w:sz w:val="22"/>
+          <w:shd w:val="clear" w:color="auto" w:fill="auto"/>
+          <w:lang w:eastAsia="en-US"/>
+        </w:rPr>
+        <w:t>)</w:t>
+      </w:r>
+      <w:r>
+        <w:rPr>
+          <w:rFonts w:ascii="Consolas" w:eastAsiaTheme="minorEastAsia" w:hAnsi="Consolas"/>
+          <w:sz w:val="22"/>
+          <w:shd w:val="clear" w:color="auto" w:fill="auto"/>
+          <w:lang w:eastAsia="en-US"/>
+        </w:rPr>
+        <w:br/>
+        <w:t xml:space="preserve">    </w:t>
+      </w:r>
+      <w:r>
+        <w:rPr>
+          <w:rFonts w:ascii="Consolas" w:eastAsiaTheme="minorEastAsia" w:hAnsi="Consolas"/>
+          <w:color w:val="19177C"/>
+          <w:sz w:val="22"/>
+          <w:shd w:val="clear" w:color="auto" w:fill="auto"/>
+          <w:lang w:eastAsia="en-US"/>
+        </w:rPr>
         <w:t>y</w:t>
       </w:r>
       <w:r>
@@ -825,6 +1015,7 @@
         </w:rPr>
         <w:t>(</w:t>
       </w:r>
+      <w:proofErr w:type="gramStart"/>
       <w:r>
         <w:rPr>
           <w:rFonts w:ascii="Consolas" w:eastAsiaTheme="minorEastAsia" w:hAnsi="Consolas"/>
@@ -853,8 +1044,20 @@
           <w:shd w:val="clear" w:color="auto" w:fill="auto"/>
           <w:lang w:eastAsia="en-US"/>
         </w:rPr>
-        <w:t>x_min</w:t>
-      </w:r>
+        <w:t>x</w:t>
+      </w:r>
+      <w:proofErr w:type="gramEnd"/>
+      <w:r>
+        <w:rPr>
+          <w:rFonts w:ascii="Consolas" w:eastAsiaTheme="minorEastAsia" w:hAnsi="Consolas"/>
+          <w:color w:val="19177C"/>
+          <w:sz w:val="22"/>
+          <w:shd w:val="clear" w:color="auto" w:fill="auto"/>
+          <w:lang w:eastAsia="en-US"/>
+        </w:rPr>
+        <w:t>_min</w:t>
+      </w:r>
+      <w:proofErr w:type="gramStart"/>
       <w:r>
         <w:rPr>
           <w:rFonts w:ascii="Consolas" w:eastAsiaTheme="minorEastAsia" w:hAnsi="Consolas"/>
@@ -882,7 +1085,18 @@
           <w:shd w:val="clear" w:color="auto" w:fill="auto"/>
           <w:lang w:eastAsia="en-US"/>
         </w:rPr>
-        <w:t>x_max</w:t>
+        <w:t>x</w:t>
+      </w:r>
+      <w:proofErr w:type="gramEnd"/>
+      <w:r>
+        <w:rPr>
+          <w:rFonts w:ascii="Consolas" w:eastAsiaTheme="minorEastAsia" w:hAnsi="Consolas"/>
+          <w:color w:val="19177C"/>
+          <w:sz w:val="22"/>
+          <w:shd w:val="clear" w:color="auto" w:fill="auto"/>
+          <w:lang w:eastAsia="en-US"/>
+        </w:rPr>
+        <w:t>_max</w:t>
       </w:r>
       <w:r>
         <w:rPr>
@@ -931,11 +1145,19 @@
       <w:r>
         <w:t>行内代码：</w:t>
       </w:r>
+      <w:proofErr w:type="gramStart"/>
       <w:r>
         <w:rPr>
           <w:rStyle w:val="InlineCode"/>
         </w:rPr>
-        <w:t>disp("Hello Matlab")</w:t>
+        <w:t>disp(</w:t>
+      </w:r>
+      <w:proofErr w:type="gramEnd"/>
+      <w:r>
+        <w:rPr>
+          <w:rStyle w:val="InlineCode"/>
+        </w:rPr>
+        <w:t>"Hello Matlab")</w:t>
       </w:r>
     </w:p>
     <w:p>
@@ -1208,7 +1430,6 @@
         <w:docPartUnique/>
       </w:docPartObj>
     </w:sdtPr>
-    <w:sdtEndPr/>
     <w:sdtContent>
       <w:p>
         <w:pPr>
@@ -2728,6 +2949,7 @@
     <w:basedOn w:val="a"/>
     <w:next w:val="a0"/>
     <w:qFormat/>
+    <w:rsid w:val="00F1294E"/>
     <w:pPr>
       <w:keepNext/>
       <w:keepLines/>
@@ -2738,7 +2960,6 @@
       <w:rFonts w:asciiTheme="majorHAnsi" w:eastAsiaTheme="majorEastAsia" w:hAnsiTheme="majorHAnsi" w:cstheme="majorBidi"/>
       <w:b/>
       <w:bCs/>
-      <w:color w:val="345A8A" w:themeColor="accent1" w:themeShade="B5"/>
       <w:sz w:val="36"/>
       <w:szCs w:val="36"/>
     </w:rPr>
@@ -2978,6 +3199,7 @@
     <w:uiPriority w:val="39"/>
     <w:unhideWhenUsed/>
     <w:qFormat/>
+    <w:rsid w:val="00F1294E"/>
     <w:pPr>
       <w:spacing w:before="240" w:line="259" w:lineRule="auto"/>
       <w:outlineLvl w:val="9"/>
@@ -2985,7 +3207,6 @@
     <w:rPr>
       <w:b w:val="0"/>
       <w:bCs w:val="0"/>
-      <w:color w:val="365F91" w:themeColor="accent1" w:themeShade="BF"/>
     </w:rPr>
   </w:style>
   <w:style w:type="paragraph" w:customStyle="1" w:styleId="SourceCode">
